--- a/docs/files/f132_面试备考资料.docx
+++ b/docs/files/f132_面试备考资料.docx
@@ -17,7 +17,7 @@
           <w:color w:val="3D2A4A"/>
           <w:sz w:val="64"/>
         </w:rPr>
-        <w:t>晶端显示 · 采购工程师（2027届）面试备考资料</w:t>
+        <w:t>晶端显示 · 采购工程师-苏州（2027届）（采购）</w:t>
       </w:r>
     </w:p>
     <w:p>
@@ -74,7 +74,7 @@
           <w:color w:val="A8574F"/>
           <w:sz w:val="26"/>
         </w:rPr>
-        <w:t>采购工程师（2027届）</w:t>
+        <w:t>采购工程师-苏州（2027届）</w:t>
       </w:r>
     </w:p>
     <w:p/>
@@ -103,7 +103,7 @@
           <w:color w:val="5A5A5A"/>
           <w:sz w:val="20"/>
         </w:rPr>
-        <w:t>生成日期：2026-10-21</w:t>
+        <w:t>生成日期：2026-10-24</w:t>
       </w:r>
     </w:p>
     <w:p>
@@ -7165,7 +7165,7 @@
           <w:color w:val="5A5A5A"/>
           <w:sz w:val="21"/>
         </w:rPr>
-        <w:t>大二做统计课的问卷分析，我犯了一个很典型的错。</w:t>
+        <w:t>有一次做问卷分析，我犯了一个很典型的错。</w:t>
       </w:r>
     </w:p>
     <w:p>
@@ -7183,7 +7183,7 @@
           <w:color w:val="5A5A5A"/>
           <w:sz w:val="21"/>
         </w:rPr>
-        <w:t>我拿到 300 多份问卷，第一反应是直接跑相关性分析，结论写得挺漂亮。后来老师问我一句：无效问卷你怎么处理的？我当时是全部保留的。回头检查发现有一部分是明显乱填的——同一份问卷里前后矛盾的选项、连续十几题选同一个答案。把这部分剔掉之后，有两组变量的相关性直接从显著变成了不显著，我原来的结论站不住。</w:t>
+        <w:t>我拿到 300 多份问卷，第一反应是直接跑相关性分析，结论写得挺漂亮。但我漏了最前面一步——无效问卷怎么处理。我当时的做法是全部保留。回头检查发现有一部分是明显乱填的：同一份问卷里前后矛盾的选项、连续十几题选同一个答案。把这部分剔掉之后，有两组变量的相关性直接从显著变成了不显著，我原来的结论站不住。</w:t>
       </w:r>
     </w:p>
     <w:p>
@@ -7271,7 +7271,7 @@
           <w:color w:val="5A5A5A"/>
           <w:sz w:val="21"/>
         </w:rPr>
-        <w:t>社区团购项目里，我和队友在目标函数上争过一次。</w:t>
+        <w:t>我在企业经营模拟那门课里遇到过。我们做的是一个全球汽车品牌的销售模拟，9 个回合，每轮都要先预测各市场销量，再把有限的产能分配下去——生产哪几款、各生产多少、投到哪个市场。</w:t>
       </w:r>
     </w:p>
     <w:p>
@@ -7289,7 +7289,7 @@
           <w:color w:val="5A5A5A"/>
           <w:sz w:val="21"/>
         </w:rPr>
-        <w:t>我的想法是把年龄、楼层、电梯等待时间都放进目标函数，因为老年人多走两百米和年轻人多走两百米，实际体验差很多。队友反对，理由是这样模型太复杂、参数不好定，而且「覆盖率」这个指标本身已经能反映问题了。</w:t>
+        <w:t>分歧就出在这一步。产能是定死的，多给一个市场，另一个市场就少一块，每个人盯的市场不同，判断自然不同，争起来其实是在争「优先保谁」。</w:t>
       </w:r>
     </w:p>
     <w:p>
@@ -7307,7 +7307,24 @@
           <w:color w:val="5A5A5A"/>
           <w:sz w:val="21"/>
         </w:rPr>
-        <w:t>我没有继续争，我做了一件事：把两种口径都跑了一遍，把结果并排放在一起——只算距离的版本，老年覆盖率只有 53.4%；把电梯等待时间折进成本以后，选点明显向老旧小区偏移，覆盖率到 87.3%，总成本反而还降了 18.7%。</w:t>
+        <w:t>具体哪一轮、差了多少，我已经记不清了，毕竟过去大半年了。但有件事我印象很深：</w:t>
+      </w:r>
+      <w:r>
+        <w:rPr>
+          <w:rFonts w:ascii="Calibri" w:hAnsi="Calibri" w:eastAsia="微软雅黑"/>
+          <w:b/>
+          <w:color w:val="5A5A5A"/>
+          <w:sz w:val="21"/>
+        </w:rPr>
+        <w:t>分歧多数不是因为对方不讲理，是因为两个人手里只有各自那一半的数据。</w:t>
+      </w:r>
+      <w:r>
+        <w:rPr>
+          <w:rFonts w:ascii="Calibri" w:hAnsi="Calibri" w:eastAsia="微软雅黑"/>
+          <w:b w:val="0"/>
+          <w:color w:val="5A5A5A"/>
+          <w:sz w:val="21"/>
+        </w:rPr>
       </w:r>
     </w:p>
     <w:p>
@@ -7325,7 +7342,25 @@
           <w:color w:val="5A5A5A"/>
           <w:sz w:val="21"/>
         </w:rPr>
-        <w:t>数据摆出来之后队友就同意了。我后来想，冲突最好的解法不是说服，是让对方看到两种方案的结果差异。</w:t>
+        <w:t>所以我的做法是先把比较的基准统一起来——同样是这一份产能放到不同市场，回报差多少、缺口在哪，摊在一张表上看。基准统一了，讨论就从「我觉得」变成「按哪个口径算」，分歧自然就小了。这件事之后，我遇到分歧的第一反应都是先找共同基准，而不是先争对错。</w:t>
+      </w:r>
+    </w:p>
+    <w:p>
+      <w:pPr>
+        <w:spacing w:line="360" w:lineRule="auto" w:after="60"/>
+        <w:ind w:left="567"/>
+        <w:pBdr>
+          <w:left w:val="single" w:sz="12" w:space="8" w:color="A8574F"/>
+        </w:pBdr>
+      </w:pPr>
+      <w:r>
+        <w:rPr>
+          <w:rFonts w:ascii="Calibri" w:hAnsi="Calibri" w:eastAsia="微软雅黑"/>
+          <w:b w:val="0"/>
+          <w:color w:val="5A5A5A"/>
+          <w:sz w:val="21"/>
+        </w:rPr>
+        <w:t>做采购其实天天面对这个——需求部门要多备、财务要压库存，我的做法是把两边的账算到同一张表上，让大家看同一组数字再决定。</w:t>
       </w:r>
     </w:p>
     <w:p>
@@ -25454,7 +25489,7 @@
           <w:color w:val="2B2B2B"/>
           <w:sz w:val="22"/>
         </w:rPr>
-        <w:t>• [ ] 提前 15 分钟测试网络、摄像头、麦克风（用会议软件自带的测试功能）</w:t>
+        <w:t>☐ 提前 15 分钟测试网络、摄像头、麦克风（用会议软件自带的测试功能）</w:t>
       </w:r>
     </w:p>
     <w:p>
@@ -25469,7 +25504,7 @@
           <w:color w:val="2B2B2B"/>
           <w:sz w:val="22"/>
         </w:rPr>
-        <w:t>• [ ] 背景干净（白墙或书架），光线从正面来，不要背光</w:t>
+        <w:t>☐ 背景干净（白墙或书架），光线从正面来，不要背光</w:t>
       </w:r>
     </w:p>
     <w:p>
@@ -25484,7 +25519,7 @@
           <w:color w:val="2B2B2B"/>
           <w:sz w:val="22"/>
         </w:rPr>
-        <w:t>• [ ] 着装：衬衫或针织上衣，避开纯白（易过曝）和细条纹（易摩尔纹）</w:t>
+        <w:t>☐ 着装：衬衫或针织上衣，避开纯白（易过曝）和细条纹（易摩尔纹）</w:t>
       </w:r>
     </w:p>
     <w:p>
@@ -25499,7 +25534,7 @@
           <w:color w:val="2B2B2B"/>
           <w:sz w:val="22"/>
         </w:rPr>
-        <w:t>• [ ] 摄像头与眼睛齐平，人物占画面 1/3–1/2</w:t>
+        <w:t>☐ 摄像头与眼睛齐平，人物占画面 1/3–1/2</w:t>
       </w:r>
     </w:p>
     <w:p>
@@ -25514,7 +25549,7 @@
           <w:color w:val="2B2B2B"/>
           <w:sz w:val="22"/>
         </w:rPr>
-        <w:t>• [ ] 把简历打印一份放在手边（不要现场翻电子版）</w:t>
+        <w:t>☐ 把简历打印一份放在手边（不要现场翻电子版）</w:t>
       </w:r>
     </w:p>
     <w:p>
@@ -25529,7 +25564,7 @@
           <w:color w:val="2B2B2B"/>
           <w:sz w:val="22"/>
         </w:rPr>
-        <w:t>• [ ] 七个反问写在一张纸上，放在镜头正下方（视线下移幅度小，不显眼）</w:t>
+        <w:t>☐ 七个反问写在一张纸上，放在镜头正下方（视线下移幅度小，不显眼）</w:t>
       </w:r>
     </w:p>
     <w:p>
@@ -25544,7 +25579,7 @@
           <w:color w:val="2B2B2B"/>
           <w:sz w:val="22"/>
         </w:rPr>
-        <w:t>• [ ] 手机静音，通知全部关闭</w:t>
+        <w:t>☐ 手机静音，通知全部关闭</w:t>
       </w:r>
     </w:p>
     <w:p>
